--- a/docs/v4.0/システムテスト仕様・成績書_v3.1.docx
+++ b/docs/v4.0/システムテスト仕様・成績書_v3.1.docx
@@ -44561,16 +44561,7 @@
               <w:rPr>
                 <w:rFonts w:hint="eastAsia"/>
               </w:rPr>
-              <w:t>／</w:t>
-            </w:r>
-            <w:r>
-              <w:t>18</w:t>
-            </w:r>
-            <w:r>
-              <w:rPr>
-                <w:rFonts w:hint="eastAsia"/>
-              </w:rPr>
-              <w:t>）</w:t>
+              <w:t>／25）</w:t>
             </w:r>
           </w:p>
         </w:tc>
@@ -45164,16 +45155,7 @@
               <w:rPr>
                 <w:rFonts w:hint="eastAsia"/>
               </w:rPr>
-              <w:t>／</w:t>
-            </w:r>
-            <w:r>
-              <w:t>18</w:t>
-            </w:r>
-            <w:r>
-              <w:rPr>
-                <w:rFonts w:hint="eastAsia"/>
-              </w:rPr>
-              <w:t>）</w:t>
+              <w:t>／25）</w:t>
             </w:r>
           </w:p>
         </w:tc>
@@ -45777,16 +45759,7 @@
               <w:rPr>
                 <w:rFonts w:hint="eastAsia"/>
               </w:rPr>
-              <w:t>／</w:t>
-            </w:r>
-            <w:r>
-              <w:t>18</w:t>
-            </w:r>
-            <w:r>
-              <w:rPr>
-                <w:rFonts w:hint="eastAsia"/>
-              </w:rPr>
-              <w:t>）</w:t>
+              <w:t>／25）</w:t>
             </w:r>
           </w:p>
         </w:tc>
@@ -46387,16 +46360,7 @@
               <w:rPr>
                 <w:rFonts w:hint="eastAsia"/>
               </w:rPr>
-              <w:t>／</w:t>
-            </w:r>
-            <w:r>
-              <w:t>18</w:t>
-            </w:r>
-            <w:r>
-              <w:rPr>
-                <w:rFonts w:hint="eastAsia"/>
-              </w:rPr>
-              <w:t>）</w:t>
+              <w:t>／25）</w:t>
             </w:r>
           </w:p>
         </w:tc>
@@ -47036,16 +47000,7 @@
               <w:rPr>
                 <w:rFonts w:hint="eastAsia"/>
               </w:rPr>
-              <w:t>／</w:t>
-            </w:r>
-            <w:r>
-              <w:t>18</w:t>
-            </w:r>
-            <w:r>
-              <w:rPr>
-                <w:rFonts w:hint="eastAsia"/>
-              </w:rPr>
-              <w:t>）</w:t>
+              <w:t>／25）</w:t>
             </w:r>
           </w:p>
         </w:tc>
@@ -47196,7 +47151,10 @@
               <w:jc w:val="center"/>
             </w:pPr>
             <w:r>
-              <w:t>OK</w:t>
+              <w:rPr>
+                <w:rFonts w:hint="eastAsia"/>
+              </w:rPr>
+              <w:t>NG</w:t>
             </w:r>
           </w:p>
         </w:tc>
@@ -47682,16 +47640,7 @@
               <w:rPr>
                 <w:rFonts w:hint="eastAsia"/>
               </w:rPr>
-              <w:t>／</w:t>
-            </w:r>
-            <w:r>
-              <w:t>18</w:t>
-            </w:r>
-            <w:r>
-              <w:rPr>
-                <w:rFonts w:hint="eastAsia"/>
-              </w:rPr>
-              <w:t>）</w:t>
+              <w:t>／25）</w:t>
             </w:r>
           </w:p>
         </w:tc>
@@ -48269,16 +48218,7 @@
               <w:rPr>
                 <w:rFonts w:hint="eastAsia"/>
               </w:rPr>
-              <w:t>／</w:t>
-            </w:r>
-            <w:r>
-              <w:t>18</w:t>
-            </w:r>
-            <w:r>
-              <w:rPr>
-                <w:rFonts w:hint="eastAsia"/>
-              </w:rPr>
-              <w:t>）</w:t>
+              <w:t>／25）</w:t>
             </w:r>
           </w:p>
         </w:tc>
@@ -48429,7 +48369,10 @@
               <w:jc w:val="center"/>
             </w:pPr>
             <w:r>
-              <w:t>OK</w:t>
+              <w:rPr>
+                <w:rFonts w:hint="eastAsia"/>
+              </w:rPr>
+              <w:t>NG</w:t>
             </w:r>
           </w:p>
         </w:tc>
@@ -49026,7 +48969,10 @@
               <w:jc w:val="center"/>
             </w:pPr>
             <w:r>
-              <w:t>OK</w:t>
+              <w:rPr>
+                <w:rFonts w:hint="eastAsia"/>
+              </w:rPr>
+              <w:t>NG</w:t>
             </w:r>
           </w:p>
         </w:tc>
@@ -49449,16 +49395,7 @@
               <w:rPr>
                 <w:rFonts w:hint="eastAsia"/>
               </w:rPr>
-              <w:t>／</w:t>
-            </w:r>
-            <w:r>
-              <w:t>18</w:t>
-            </w:r>
-            <w:r>
-              <w:rPr>
-                <w:rFonts w:hint="eastAsia"/>
-              </w:rPr>
-              <w:t>）</w:t>
+              <w:t>／25）</w:t>
             </w:r>
           </w:p>
         </w:tc>
@@ -50088,16 +50025,7 @@
               <w:rPr>
                 <w:rFonts w:hint="eastAsia"/>
               </w:rPr>
-              <w:t>／</w:t>
-            </w:r>
-            <w:r>
-              <w:t>18</w:t>
-            </w:r>
-            <w:r>
-              <w:rPr>
-                <w:rFonts w:hint="eastAsia"/>
-              </w:rPr>
-              <w:t>）</w:t>
+              <w:t>／25）</w:t>
             </w:r>
           </w:p>
         </w:tc>
@@ -50720,7 +50648,10 @@
               <w:t>／</w:t>
             </w:r>
             <w:r>
-              <w:t>18</w:t>
+              <w:rPr>
+                <w:rFonts w:hint="eastAsia"/>
+              </w:rPr>
+              <w:t>25</w:t>
             </w:r>
             <w:r>
               <w:rPr>
@@ -51311,16 +51242,7 @@
               <w:rPr>
                 <w:rFonts w:hint="eastAsia"/>
               </w:rPr>
-              <w:t>／</w:t>
-            </w:r>
-            <w:r>
-              <w:t>18</w:t>
-            </w:r>
-            <w:r>
-              <w:rPr>
-                <w:rFonts w:hint="eastAsia"/>
-              </w:rPr>
-              <w:t>）</w:t>
+              <w:t>／25）</w:t>
             </w:r>
           </w:p>
         </w:tc>
@@ -51622,6 +51544,9 @@
       <w:pPr>
         <w:widowControl/>
         <w:jc w:val="left"/>
+        <w:rPr>
+          <w:rFonts w:hint="eastAsia"/>
+        </w:rPr>
       </w:pPr>
       <w:r>
         <w:br w:type="page"/>

--- a/docs/v4.0/システムテスト仕様・成績書_v3.1.docx
+++ b/docs/v4.0/システムテスト仕様・成績書_v3.1.docx
@@ -7918,7 +7918,7 @@
               <w:t>／</w:t>
             </w:r>
             <w:r>
-              <w:t>18</w:t>
+              <w:t>24</w:t>
             </w:r>
             <w:r>
               <w:rPr>
@@ -8725,7 +8725,7 @@
               <w:t>／</w:t>
             </w:r>
             <w:r>
-              <w:t>18</w:t>
+              <w:t>24</w:t>
             </w:r>
             <w:r>
               <w:rPr>
@@ -9448,7 +9448,7 @@
               <w:t>／</w:t>
             </w:r>
             <w:r>
-              <w:t>18</w:t>
+              <w:t>24</w:t>
             </w:r>
             <w:r>
               <w:rPr>
@@ -10181,7 +10181,7 @@
               <w:t>／</w:t>
             </w:r>
             <w:r>
-              <w:t>18</w:t>
+              <w:t>24</w:t>
             </w:r>
             <w:r>
               <w:rPr>
@@ -10949,7 +10949,7 @@
               <w:t>／</w:t>
             </w:r>
             <w:r>
-              <w:t>18</w:t>
+              <w:t>24</w:t>
             </w:r>
             <w:r>
               <w:rPr>
@@ -11683,7 +11683,7 @@
               <w:t>／</w:t>
             </w:r>
             <w:r>
-              <w:t>18</w:t>
+              <w:t>24</w:t>
             </w:r>
             <w:r>
               <w:rPr>
@@ -12449,7 +12449,7 @@
               <w:t>／</w:t>
             </w:r>
             <w:r>
-              <w:t>18</w:t>
+              <w:t>24</w:t>
             </w:r>
             <w:r>
               <w:rPr>
@@ -13216,7 +13216,7 @@
               <w:t>／</w:t>
             </w:r>
             <w:r>
-              <w:t>18</w:t>
+              <w:t>24</w:t>
             </w:r>
             <w:r>
               <w:rPr>
@@ -13929,7 +13929,7 @@
               <w:t>／</w:t>
             </w:r>
             <w:r>
-              <w:t>18</w:t>
+              <w:t>24</w:t>
             </w:r>
             <w:r>
               <w:rPr>
@@ -14698,7 +14698,7 @@
               <w:t>／</w:t>
             </w:r>
             <w:r>
-              <w:t>18</w:t>
+              <w:t>24</w:t>
             </w:r>
             <w:r>
               <w:rPr>
@@ -15493,7 +15493,7 @@
               <w:t>／</w:t>
             </w:r>
             <w:r>
-              <w:t>18</w:t>
+              <w:t>24</w:t>
             </w:r>
             <w:r>
               <w:rPr>
@@ -16066,7 +16066,7 @@
               <w:t>／</w:t>
             </w:r>
             <w:r>
-              <w:t>18</w:t>
+              <w:t>24</w:t>
             </w:r>
             <w:r>
               <w:rPr>
@@ -16639,7 +16639,7 @@
               <w:t>／</w:t>
             </w:r>
             <w:r>
-              <w:t>18</w:t>
+              <w:t>24</w:t>
             </w:r>
             <w:r>
               <w:rPr>
@@ -17196,7 +17196,7 @@
               <w:t>／</w:t>
             </w:r>
             <w:r>
-              <w:t>18</w:t>
+              <w:t>24</w:t>
             </w:r>
             <w:r>
               <w:rPr>
@@ -17353,7 +17353,7 @@
               <w:jc w:val="center"/>
             </w:pPr>
             <w:r>
-              <w:t>OK</w:t>
+              <w:t>NG</w:t>
             </w:r>
           </w:p>
         </w:tc>
@@ -17773,7 +17773,7 @@
               <w:t>／</w:t>
             </w:r>
             <w:r>
-              <w:t>18</w:t>
+              <w:t>24</w:t>
             </w:r>
             <w:r>
               <w:rPr>
@@ -18330,7 +18330,7 @@
               <w:t>／</w:t>
             </w:r>
             <w:r>
-              <w:t>18</w:t>
+              <w:t>24</w:t>
             </w:r>
             <w:r>
               <w:rPr>
@@ -18886,7 +18886,7 @@
               <w:t>／</w:t>
             </w:r>
             <w:r>
-              <w:t>18</w:t>
+              <w:t>24</w:t>
             </w:r>
             <w:r>
               <w:rPr>
@@ -19495,7 +19495,7 @@
               <w:t>／</w:t>
             </w:r>
             <w:r>
-              <w:t>18</w:t>
+              <w:t>24</w:t>
             </w:r>
             <w:r>
               <w:rPr>
@@ -20052,7 +20052,7 @@
               <w:t>／</w:t>
             </w:r>
             <w:r>
-              <w:t>18</w:t>
+              <w:t>24</w:t>
             </w:r>
             <w:r>
               <w:rPr>
@@ -20692,7 +20692,7 @@
               <w:t>／</w:t>
             </w:r>
             <w:r>
-              <w:t>18</w:t>
+              <w:t>24</w:t>
             </w:r>
             <w:r>
               <w:rPr>
@@ -21350,7 +21350,7 @@
               <w:t>／</w:t>
             </w:r>
             <w:r>
-              <w:t>18</w:t>
+              <w:t>24</w:t>
             </w:r>
             <w:r>
               <w:rPr>
@@ -22121,7 +22121,7 @@
               <w:t>／</w:t>
             </w:r>
             <w:r>
-              <w:t>18</w:t>
+              <w:t>24</w:t>
             </w:r>
             <w:r>
               <w:rPr>
@@ -22858,7 +22858,7 @@
               <w:t>／</w:t>
             </w:r>
             <w:r>
-              <w:t>18</w:t>
+              <w:t>24</w:t>
             </w:r>
             <w:r>
               <w:rPr>
@@ -23615,7 +23615,7 @@
               <w:t>／</w:t>
             </w:r>
             <w:r>
-              <w:t>18</w:t>
+              <w:t>24</w:t>
             </w:r>
             <w:r>
               <w:rPr>
@@ -24388,7 +24388,7 @@
               <w:t>／</w:t>
             </w:r>
             <w:r>
-              <w:t>18</w:t>
+              <w:t>24</w:t>
             </w:r>
             <w:r>
               <w:rPr>
@@ -25152,7 +25152,7 @@
               <w:t>／</w:t>
             </w:r>
             <w:r>
-              <w:t>18</w:t>
+              <w:t>24</w:t>
             </w:r>
             <w:r>
               <w:rPr>
@@ -25941,7 +25941,7 @@
               <w:t>／</w:t>
             </w:r>
             <w:r>
-              <w:t>18</w:t>
+              <w:t>24</w:t>
             </w:r>
             <w:r>
               <w:rPr>
@@ -27188,7 +27188,10 @@
               <w:t>／</w:t>
             </w:r>
             <w:r>
-              <w:t>18</w:t>
+              <w:rPr>
+                <w:rFonts w:hint="eastAsia"/>
+              </w:rPr>
+              <w:t>24</w:t>
             </w:r>
             <w:r>
               <w:rPr>
@@ -27957,16 +27960,7 @@
               <w:rPr>
                 <w:rFonts w:hint="eastAsia"/>
               </w:rPr>
-              <w:t>／</w:t>
-            </w:r>
-            <w:r>
-              <w:t>18</w:t>
-            </w:r>
-            <w:r>
-              <w:rPr>
-                <w:rFonts w:hint="eastAsia"/>
-              </w:rPr>
-              <w:t>）</w:t>
+              <w:t>／24）</w:t>
             </w:r>
           </w:p>
         </w:tc>
@@ -28745,16 +28739,7 @@
               <w:rPr>
                 <w:rFonts w:hint="eastAsia"/>
               </w:rPr>
-              <w:t>／</w:t>
-            </w:r>
-            <w:r>
-              <w:t>18</w:t>
-            </w:r>
-            <w:r>
-              <w:rPr>
-                <w:rFonts w:hint="eastAsia"/>
-              </w:rPr>
-              <w:t>）</w:t>
+              <w:t>／24）</w:t>
             </w:r>
           </w:p>
         </w:tc>
@@ -29498,16 +29483,7 @@
               <w:rPr>
                 <w:rFonts w:hint="eastAsia"/>
               </w:rPr>
-              <w:t>／</w:t>
-            </w:r>
-            <w:r>
-              <w:t>18</w:t>
-            </w:r>
-            <w:r>
-              <w:rPr>
-                <w:rFonts w:hint="eastAsia"/>
-              </w:rPr>
-              <w:t>）</w:t>
+              <w:t>／24）</w:t>
             </w:r>
           </w:p>
         </w:tc>
@@ -30126,16 +30102,7 @@
               <w:rPr>
                 <w:rFonts w:hint="eastAsia"/>
               </w:rPr>
-              <w:t>／</w:t>
-            </w:r>
-            <w:r>
-              <w:t>18</w:t>
-            </w:r>
-            <w:r>
-              <w:rPr>
-                <w:rFonts w:hint="eastAsia"/>
-              </w:rPr>
-              <w:t>）</w:t>
+              <w:t>／24）</w:t>
             </w:r>
           </w:p>
         </w:tc>
@@ -30718,16 +30685,7 @@
               <w:rPr>
                 <w:rFonts w:hint="eastAsia"/>
               </w:rPr>
-              <w:t>／</w:t>
-            </w:r>
-            <w:r>
-              <w:t>18</w:t>
-            </w:r>
-            <w:r>
-              <w:rPr>
-                <w:rFonts w:hint="eastAsia"/>
-              </w:rPr>
-              <w:t>）</w:t>
+              <w:t>／24）</w:t>
             </w:r>
           </w:p>
         </w:tc>
@@ -31290,16 +31248,7 @@
               <w:rPr>
                 <w:rFonts w:hint="eastAsia"/>
               </w:rPr>
-              <w:t>／</w:t>
-            </w:r>
-            <w:r>
-              <w:t>18</w:t>
-            </w:r>
-            <w:r>
-              <w:rPr>
-                <w:rFonts w:hint="eastAsia"/>
-              </w:rPr>
-              <w:t>）</w:t>
+              <w:t>／24）</w:t>
             </w:r>
           </w:p>
         </w:tc>
@@ -31854,16 +31803,7 @@
               <w:rPr>
                 <w:rFonts w:hint="eastAsia"/>
               </w:rPr>
-              <w:t>／</w:t>
-            </w:r>
-            <w:r>
-              <w:t>18</w:t>
-            </w:r>
-            <w:r>
-              <w:rPr>
-                <w:rFonts w:hint="eastAsia"/>
-              </w:rPr>
-              <w:t>）</w:t>
+              <w:t>／24）</w:t>
             </w:r>
           </w:p>
         </w:tc>
@@ -32388,16 +32328,7 @@
               <w:rPr>
                 <w:rFonts w:hint="eastAsia"/>
               </w:rPr>
-              <w:t>／</w:t>
-            </w:r>
-            <w:r>
-              <w:t>18</w:t>
-            </w:r>
-            <w:r>
-              <w:rPr>
-                <w:rFonts w:hint="eastAsia"/>
-              </w:rPr>
-              <w:t>）</w:t>
+              <w:t>／24）</w:t>
             </w:r>
           </w:p>
         </w:tc>
@@ -32970,16 +32901,7 @@
               <w:rPr>
                 <w:rFonts w:hint="eastAsia"/>
               </w:rPr>
-              <w:t>／</w:t>
-            </w:r>
-            <w:r>
-              <w:t>18</w:t>
-            </w:r>
-            <w:r>
-              <w:rPr>
-                <w:rFonts w:hint="eastAsia"/>
-              </w:rPr>
-              <w:t>）</w:t>
+              <w:t>／24）</w:t>
             </w:r>
           </w:p>
         </w:tc>
@@ -33549,16 +33471,7 @@
               <w:rPr>
                 <w:rFonts w:hint="eastAsia"/>
               </w:rPr>
-              <w:t>／</w:t>
-            </w:r>
-            <w:r>
-              <w:t>18</w:t>
-            </w:r>
-            <w:r>
-              <w:rPr>
-                <w:rFonts w:hint="eastAsia"/>
-              </w:rPr>
-              <w:t>）</w:t>
+              <w:t>／24）</w:t>
             </w:r>
           </w:p>
         </w:tc>
@@ -34122,6 +34035,7 @@
             <w:pPr>
               <w:jc w:val="center"/>
             </w:pPr>
+            <w:bookmarkStart w:id="11" w:name="_Hlk233277935"/>
             <w:r>
               <w:rPr>
                 <w:rFonts w:hint="eastAsia"/>
@@ -34138,7 +34052,7 @@
               <w:t>／</w:t>
             </w:r>
             <w:r>
-              <w:t>18</w:t>
+              <w:t>24</w:t>
             </w:r>
             <w:r>
               <w:rPr>
@@ -34432,6 +34346,7 @@
           </w:p>
         </w:tc>
       </w:tr>
+      <w:bookmarkEnd w:id="11"/>
     </w:tbl>
     <w:p>
       <w:pPr>
@@ -34735,7 +34650,7 @@
               <w:t>／</w:t>
             </w:r>
             <w:r>
-              <w:t>18</w:t>
+              <w:t>24</w:t>
             </w:r>
             <w:r>
               <w:rPr>
@@ -35261,7 +35176,7 @@
               <w:t>／</w:t>
             </w:r>
             <w:r>
-              <w:t>18</w:t>
+              <w:t>24</w:t>
             </w:r>
             <w:r>
               <w:rPr>
@@ -35807,7 +35722,7 @@
               <w:t>／</w:t>
             </w:r>
             <w:r>
-              <w:t>18</w:t>
+              <w:t>24</w:t>
             </w:r>
             <w:r>
               <w:rPr>
@@ -36363,7 +36278,7 @@
               <w:t>／</w:t>
             </w:r>
             <w:r>
-              <w:t>18</w:t>
+              <w:t>24</w:t>
             </w:r>
             <w:r>
               <w:rPr>
@@ -36948,7 +36863,7 @@
               <w:t>／</w:t>
             </w:r>
             <w:r>
-              <w:t>18</w:t>
+              <w:t>24</w:t>
             </w:r>
             <w:r>
               <w:rPr>
@@ -37537,7 +37452,7 @@
               <w:t>／</w:t>
             </w:r>
             <w:r>
-              <w:t>18</w:t>
+              <w:t>24</w:t>
             </w:r>
             <w:r>
               <w:rPr>
@@ -38116,7 +38031,7 @@
               <w:t>／</w:t>
             </w:r>
             <w:r>
-              <w:t>18</w:t>
+              <w:t>24</w:t>
             </w:r>
             <w:r>
               <w:rPr>
@@ -38696,7 +38611,7 @@
               <w:t>／</w:t>
             </w:r>
             <w:r>
-              <w:t>18</w:t>
+              <w:t>24</w:t>
             </w:r>
             <w:r>
               <w:rPr>
@@ -39266,7 +39181,7 @@
               <w:t>／</w:t>
             </w:r>
             <w:r>
-              <w:t>18</w:t>
+              <w:t>24</w:t>
             </w:r>
             <w:r>
               <w:rPr>
@@ -39851,7 +39766,7 @@
               <w:t>／</w:t>
             </w:r>
             <w:r>
-              <w:t>18</w:t>
+              <w:t>24</w:t>
             </w:r>
             <w:r>
               <w:rPr>
@@ -40421,7 +40336,7 @@
               <w:t>／</w:t>
             </w:r>
             <w:r>
-              <w:t>18</w:t>
+              <w:t>24</w:t>
             </w:r>
             <w:r>
               <w:rPr>
@@ -41024,7 +40939,7 @@
               <w:t>／</w:t>
             </w:r>
             <w:r>
-              <w:t>18</w:t>
+              <w:t>24</w:t>
             </w:r>
             <w:r>
               <w:rPr>
@@ -41603,7 +41518,7 @@
               <w:t>／</w:t>
             </w:r>
             <w:r>
-              <w:t>18</w:t>
+              <w:t>24</w:t>
             </w:r>
             <w:r>
               <w:rPr>
@@ -42146,7 +42061,7 @@
               <w:t>／</w:t>
             </w:r>
             <w:r>
-              <w:t>18</w:t>
+              <w:t>24</w:t>
             </w:r>
             <w:r>
               <w:rPr>
@@ -42692,7 +42607,7 @@
               <w:t>／</w:t>
             </w:r>
             <w:r>
-              <w:t>18</w:t>
+              <w:t>24</w:t>
             </w:r>
             <w:r>
               <w:rPr>
@@ -43340,7 +43255,7 @@
               <w:t>／</w:t>
             </w:r>
             <w:r>
-              <w:t>18</w:t>
+              <w:t>24</w:t>
             </w:r>
             <w:r>
               <w:rPr>
@@ -43882,7 +43797,7 @@
               <w:t>／</w:t>
             </w:r>
             <w:r>
-              <w:t>18</w:t>
+              <w:t>24</w:t>
             </w:r>
             <w:r>
               <w:rPr>
@@ -46940,7 +46855,58 @@
               <w:rPr>
                 <w:rFonts w:hint="eastAsia"/>
               </w:rPr>
-              <w:t>日付の値を修正して下さい。’と、表示される。</w:t>
+              <w:t>日付の</w:t>
+            </w:r>
+            <w:r>
+              <w:rPr>
+                <w:rFonts w:hint="eastAsia"/>
+              </w:rPr>
+              <w:t>書式</w:t>
+            </w:r>
+            <w:r>
+              <w:rPr>
+                <w:rFonts w:hint="eastAsia"/>
+              </w:rPr>
+              <w:t>を修正して下さい</w:t>
+            </w:r>
+            <w:r>
+              <w:rPr>
+                <w:rFonts w:hint="eastAsia"/>
+              </w:rPr>
+              <w:t>（年:西暦</w:t>
+            </w:r>
+            <w:r>
+              <w:t>4</w:t>
+            </w:r>
+            <w:r>
+              <w:rPr>
+                <w:rFonts w:hint="eastAsia"/>
+              </w:rPr>
+              <w:t>桁、月</w:t>
+            </w:r>
+            <w:r>
+              <w:t>:1~12</w:t>
+            </w:r>
+            <w:r>
+              <w:rPr>
+                <w:rFonts w:hint="eastAsia"/>
+              </w:rPr>
+              <w:t>、日</w:t>
+            </w:r>
+            <w:r>
+              <w:t>:1~31</w:t>
+            </w:r>
+            <w:r>
+              <w:rPr>
+                <w:rFonts w:hint="eastAsia"/>
+              </w:rPr>
+              <w:t>）</w:t>
+            </w:r>
+            <w:r>
+              <w:rPr>
+                <w:rFonts w:hint="eastAsia"/>
+              </w:rPr>
+              <w:t>。’と、表示される。</w:t>
             </w:r>
           </w:p>
           <w:p>
@@ -47547,7 +47513,31 @@
               <w:rPr>
                 <w:rFonts w:hint="eastAsia"/>
               </w:rPr>
-              <w:t>を正しく入力して下さ（年:西暦</w:t>
+              <w:t>の書式</w:t>
+            </w:r>
+            <w:r>
+              <w:rPr>
+                <w:rFonts w:hint="eastAsia"/>
+              </w:rPr>
+              <w:t>を修正</w:t>
+            </w:r>
+            <w:r>
+              <w:rPr>
+                <w:rFonts w:hint="eastAsia"/>
+              </w:rPr>
+              <w:t>して下さ</w:t>
+            </w:r>
+            <w:r>
+              <w:rPr>
+                <w:rFonts w:hint="eastAsia"/>
+              </w:rPr>
+              <w:t>い</w:t>
+            </w:r>
+            <w:r>
+              <w:rPr>
+                <w:rFonts w:hint="eastAsia"/>
+              </w:rPr>
+              <w:t>（年:西暦</w:t>
             </w:r>
             <w:r>
               <w:t>4</w:t>
@@ -48158,7 +48148,19 @@
               <w:rPr>
                 <w:rFonts w:hint="eastAsia"/>
               </w:rPr>
-              <w:t xml:space="preserve">ダイアログが閉じ、テキストエリアの表示は変化しない。 </w:t>
+              <w:t>ダイアログが閉じ、テキストエリアの表示</w:t>
+            </w:r>
+            <w:r>
+              <w:rPr>
+                <w:rFonts w:hint="eastAsia"/>
+              </w:rPr>
+              <w:t>をクリア</w:t>
+            </w:r>
+            <w:r>
+              <w:rPr>
+                <w:rFonts w:hint="eastAsia"/>
+              </w:rPr>
+              <w:t xml:space="preserve">。 </w:t>
             </w:r>
           </w:p>
           <w:p>
@@ -48369,10 +48371,7 @@
               <w:jc w:val="center"/>
             </w:pPr>
             <w:r>
-              <w:rPr>
-                <w:rFonts w:hint="eastAsia"/>
-              </w:rPr>
-              <w:t>NG</w:t>
+              <w:t>OK</w:t>
             </w:r>
           </w:p>
         </w:tc>
@@ -48749,7 +48748,19 @@
               <w:rPr>
                 <w:rFonts w:hint="eastAsia"/>
               </w:rPr>
-              <w:t>ダイアログが閉じ、テキストエリアの表示は変化しない。</w:t>
+              <w:t>ダイアログが閉じ、テキストエリアの表示</w:t>
+            </w:r>
+            <w:r>
+              <w:rPr>
+                <w:rFonts w:hint="eastAsia"/>
+              </w:rPr>
+              <w:t>をクリア</w:t>
+            </w:r>
+            <w:r>
+              <w:rPr>
+                <w:rFonts w:hint="eastAsia"/>
+              </w:rPr>
+              <w:t>。</w:t>
             </w:r>
           </w:p>
           <w:p>
@@ -48812,7 +48823,7 @@
               <w:t>／</w:t>
             </w:r>
             <w:r>
-              <w:t>18</w:t>
+              <w:t>25</w:t>
             </w:r>
             <w:r>
               <w:rPr>
@@ -48969,10 +48980,7 @@
               <w:jc w:val="center"/>
             </w:pPr>
             <w:r>
-              <w:rPr>
-                <w:rFonts w:hint="eastAsia"/>
-              </w:rPr>
-              <w:t>NG</w:t>
+              <w:t>OK</w:t>
             </w:r>
           </w:p>
         </w:tc>
@@ -51562,7 +51570,7 @@
         <w:ind w:leftChars="0"/>
         <w:outlineLvl w:val="1"/>
       </w:pPr>
-      <w:bookmarkStart w:id="11" w:name="_Toc232667215"/>
+      <w:bookmarkStart w:id="12" w:name="_Toc232667215"/>
       <w:r>
         <w:rPr>
           <w:rFonts w:hint="eastAsia"/>
@@ -51570,7 +51578,7 @@
         <w:lastRenderedPageBreak/>
         <w:t>システム終了</w:t>
       </w:r>
-      <w:bookmarkEnd w:id="11"/>
+      <w:bookmarkEnd w:id="12"/>
     </w:p>
     <w:tbl>
       <w:tblPr>
@@ -51912,16 +51920,7 @@
               <w:rPr>
                 <w:rFonts w:hint="eastAsia"/>
               </w:rPr>
-              <w:t>／</w:t>
-            </w:r>
-            <w:r>
-              <w:t>18</w:t>
-            </w:r>
-            <w:r>
-              <w:rPr>
-                <w:rFonts w:hint="eastAsia"/>
-              </w:rPr>
-              <w:t>）</w:t>
+              <w:t>／25）</w:t>
             </w:r>
           </w:p>
         </w:tc>
@@ -52528,16 +52527,7 @@
               <w:rPr>
                 <w:rFonts w:hint="eastAsia"/>
               </w:rPr>
-              <w:t>／</w:t>
-            </w:r>
-            <w:r>
-              <w:t>18</w:t>
-            </w:r>
-            <w:r>
-              <w:rPr>
-                <w:rFonts w:hint="eastAsia"/>
-              </w:rPr>
-              <w:t>）</w:t>
+              <w:t>／25）</w:t>
             </w:r>
           </w:p>
         </w:tc>
@@ -53054,16 +53044,7 @@
               <w:rPr>
                 <w:rFonts w:hint="eastAsia"/>
               </w:rPr>
-              <w:t>／</w:t>
-            </w:r>
-            <w:r>
-              <w:t>18</w:t>
-            </w:r>
-            <w:r>
-              <w:rPr>
-                <w:rFonts w:hint="eastAsia"/>
-              </w:rPr>
-              <w:t>）</w:t>
+              <w:t>／25）</w:t>
             </w:r>
           </w:p>
         </w:tc>
@@ -53761,16 +53742,7 @@
               <w:rPr>
                 <w:rFonts w:hint="eastAsia"/>
               </w:rPr>
-              <w:t>／</w:t>
-            </w:r>
-            <w:r>
-              <w:t>18</w:t>
-            </w:r>
-            <w:r>
-              <w:rPr>
-                <w:rFonts w:hint="eastAsia"/>
-              </w:rPr>
-              <w:t>）</w:t>
+              <w:t>／25）</w:t>
             </w:r>
           </w:p>
         </w:tc>
@@ -54079,7 +54051,7 @@
         <w:jc w:val="left"/>
         <w:outlineLvl w:val="1"/>
       </w:pPr>
-      <w:bookmarkStart w:id="12" w:name="_Toc232667216"/>
+      <w:bookmarkStart w:id="13" w:name="_Toc232667216"/>
       <w:r>
         <w:rPr>
           <w:rFonts w:hint="eastAsia"/>
@@ -54087,7 +54059,7 @@
         <w:lastRenderedPageBreak/>
         <w:t>ウィンドウサイズ変更</w:t>
       </w:r>
-      <w:bookmarkEnd w:id="12"/>
+      <w:bookmarkEnd w:id="13"/>
     </w:p>
     <w:tbl>
       <w:tblPr>
@@ -54381,16 +54353,7 @@
               <w:rPr>
                 <w:rFonts w:hint="eastAsia"/>
               </w:rPr>
-              <w:t>／</w:t>
-            </w:r>
-            <w:r>
-              <w:t>18</w:t>
-            </w:r>
-            <w:r>
-              <w:rPr>
-                <w:rFonts w:hint="eastAsia"/>
-              </w:rPr>
-              <w:t>）</w:t>
+              <w:t>／25）</w:t>
             </w:r>
           </w:p>
         </w:tc>
@@ -55007,16 +54970,7 @@
               <w:rPr>
                 <w:rFonts w:hint="eastAsia"/>
               </w:rPr>
-              <w:t>／</w:t>
-            </w:r>
-            <w:r>
-              <w:t>18</w:t>
-            </w:r>
-            <w:r>
-              <w:rPr>
-                <w:rFonts w:hint="eastAsia"/>
-              </w:rPr>
-              <w:t>）</w:t>
+              <w:t>／25）</w:t>
             </w:r>
           </w:p>
         </w:tc>

--- a/docs/v4.0/システムテスト仕様・成績書_v3.1.docx
+++ b/docs/v4.0/システムテスト仕様・成績書_v3.1.docx
@@ -2,13 +2,7 @@
 <file path=word/document.xml><?xml version="1.0" encoding="utf-8"?>
 <w:document xmlns:wpc="http://schemas.microsoft.com/office/word/2010/wordprocessingCanvas" xmlns:cx="http://schemas.microsoft.com/office/drawing/2014/chartex" xmlns:cx1="http://schemas.microsoft.com/office/drawing/2015/9/8/chartex" xmlns:cx2="http://schemas.microsoft.com/office/drawing/2015/10/21/chartex" xmlns:cx3="http://schemas.microsoft.com/office/drawing/2016/5/9/chartex" xmlns:cx4="http://schemas.microsoft.com/office/drawing/2016/5/10/chartex" xmlns:cx5="http://schemas.microsoft.com/office/drawing/2016/5/11/chartex" xmlns:cx6="http://schemas.microsoft.com/office/drawing/2016/5/12/chartex" xmlns:cx7="http://schemas.microsoft.com/office/drawing/2016/5/13/chartex" xmlns:cx8="http://schemas.microsoft.com/office/drawing/2016/5/14/chartex" xmlns:mc="http://schemas.openxmlformats.org/markup-compatibility/2006" xmlns:aink="http://schemas.microsoft.com/office/drawing/2016/ink" xmlns:am3d="http://schemas.microsoft.com/office/drawing/2017/model3d" xmlns:o="urn:schemas-microsoft-com:office:office" xmlns:oel="http://schemas.microsoft.com/office/2019/extlst" xmlns:r="http://schemas.openxmlformats.org/officeDocument/2006/relationships" xmlns:m="http://schemas.openxmlformats.org/officeDocument/2006/math" xmlns:v="urn:schemas-microsoft-com:vml" xmlns:wp14="http://schemas.microsoft.com/office/word/2010/wordprocessingDrawing" xmlns:wp="http://schemas.openxmlformats.org/drawingml/2006/wordprocessingDrawing" xmlns:w10="urn:schemas-microsoft-com:office:word" xmlns:w="http://schemas.openxmlformats.org/wordprocessingml/2006/main" xmlns:w14="http://schemas.microsoft.com/office/word/2010/wordml" xmlns:w15="http://schemas.microsoft.com/office/word/2012/wordml" xmlns:w16cex="http://schemas.microsoft.com/office/word/2018/wordml/cex" xmlns:w16cid="http://schemas.microsoft.com/office/word/2016/wordml/cid" xmlns:w16="http://schemas.microsoft.com/office/word/2018/wordml" xmlns:w16du="http://schemas.microsoft.com/office/word/2023/wordml/word16du" xmlns:w16sdtdh="http://schemas.microsoft.com/office/word/2020/wordml/sdtdatahash" xmlns:w16sdtfl="http://schemas.microsoft.com/office/word/2024/wordml/sdtformatlock" xmlns:w16se="http://schemas.microsoft.com/office/word/2015/wordml/symex" xmlns:wpg="http://schemas.microsoft.com/office/word/2010/wordprocessingGroup" xmlns:wpi="http://schemas.microsoft.com/office/word/2010/wordprocessingInk" xmlns:wne="http://schemas.microsoft.com/office/word/2006/wordml" xmlns:wps="http://schemas.microsoft.com/office/word/2010/wordprocessingShape" mc:Ignorable="w14 w15 w16se w16cid w16 w16cex w16sdtdh w16sdtfl w16du wp14">
   <w:body>
-    <w:p>
-      <w:pPr>
-        <w:rPr>
-          <w:rFonts w:hint="eastAsia"/>
-        </w:rPr>
-      </w:pPr>
-    </w:p>
+    <w:p/>
     <w:p/>
     <w:p/>
     <w:p/>
@@ -192,7 +186,50 @@
     <w:p/>
     <w:p/>
     <w:p/>
-    <w:p/>
+    <w:p>
+      <w:pPr>
+        <w:jc w:val="center"/>
+      </w:pPr>
+      <w:r>
+        <w:t>2026</w:t>
+      </w:r>
+      <w:r>
+        <w:rPr>
+          <w:rFonts w:hint="eastAsia"/>
+        </w:rPr>
+        <w:t xml:space="preserve">年　</w:t>
+      </w:r>
+      <w:r>
+        <w:t>6</w:t>
+      </w:r>
+      <w:r>
+        <w:rPr>
+          <w:rFonts w:hint="eastAsia"/>
+        </w:rPr>
+        <w:t>月</w:t>
+      </w:r>
+      <w:r>
+        <w:t>24</w:t>
+      </w:r>
+      <w:r>
+        <w:rPr>
+          <w:rFonts w:hint="eastAsia"/>
+        </w:rPr>
+        <w:t>日　第</w:t>
+      </w:r>
+      <w:r>
+        <w:t>3.</w:t>
+      </w:r>
+      <w:r>
+        <w:t>1</w:t>
+      </w:r>
+      <w:r>
+        <w:rPr>
+          <w:rFonts w:hint="eastAsia"/>
+        </w:rPr>
+        <w:t>版</w:t>
+      </w:r>
+    </w:p>
     <w:p>
       <w:pPr>
         <w:jc w:val="center"/>
@@ -3331,10 +3368,7 @@
               <w:t>Ⅰ</w:t>
             </w:r>
             <w:r>
-              <w:t>.</w:t>
-            </w:r>
-            <w:r>
-              <w:t>5</w:t>
+              <w:t>.5</w:t>
             </w:r>
           </w:p>
         </w:tc>
@@ -3343,11 +3377,6 @@
             <w:tcW w:w="1417" w:type="dxa"/>
           </w:tcPr>
           <w:p>
-            <w:pPr>
-              <w:rPr>
-                <w:rFonts w:hint="eastAsia"/>
-              </w:rPr>
-            </w:pPr>
             <w:r>
               <w:rPr>
                 <w:rFonts w:hint="eastAsia"/>
@@ -3361,11 +3390,6 @@
             <w:tcW w:w="1389" w:type="dxa"/>
           </w:tcPr>
           <w:p>
-            <w:pPr>
-              <w:rPr>
-                <w:rFonts w:hint="eastAsia"/>
-              </w:rPr>
-            </w:pPr>
             <w:r>
               <w:t>2026/6/24</w:t>
             </w:r>
@@ -6208,9 +6232,6 @@
           <w:numId w:val="1"/>
         </w:numPr>
         <w:ind w:leftChars="0"/>
-        <w:rPr>
-          <w:rFonts w:hint="eastAsia"/>
-        </w:rPr>
       </w:pPr>
       <w:r>
         <w:rPr>
@@ -6712,9 +6733,6 @@
           <w:numId w:val="1"/>
         </w:numPr>
         <w:ind w:leftChars="0"/>
-        <w:rPr>
-          <w:rFonts w:hint="eastAsia"/>
-        </w:rPr>
       </w:pPr>
       <w:r>
         <w:rPr>
@@ -6731,9 +6749,6 @@
           <w:numId w:val="1"/>
         </w:numPr>
         <w:ind w:leftChars="0"/>
-        <w:rPr>
-          <w:rFonts w:hint="eastAsia"/>
-        </w:rPr>
       </w:pPr>
       <w:r>
         <w:rPr>
@@ -6896,9 +6911,6 @@
           <w:numId w:val="1"/>
         </w:numPr>
         <w:ind w:leftChars="0"/>
-        <w:rPr>
-          <w:rFonts w:hint="eastAsia"/>
-        </w:rPr>
       </w:pPr>
       <w:r>
         <w:rPr>
@@ -6915,9 +6927,6 @@
           <w:numId w:val="1"/>
         </w:numPr>
         <w:ind w:leftChars="0"/>
-        <w:rPr>
-          <w:rFonts w:hint="eastAsia"/>
-        </w:rPr>
       </w:pPr>
       <w:r>
         <w:rPr>
@@ -6966,9 +6975,6 @@
           <w:numId w:val="1"/>
         </w:numPr>
         <w:ind w:leftChars="0"/>
-        <w:rPr>
-          <w:rFonts w:hint="eastAsia"/>
-        </w:rPr>
       </w:pPr>
       <w:r>
         <w:rPr>
@@ -7661,7 +7667,7 @@
                 <w:noProof/>
               </w:rPr>
               <w:drawing>
-                <wp:anchor distT="0" distB="0" distL="114300" distR="114300" simplePos="0" relativeHeight="251662355" behindDoc="0" locked="0" layoutInCell="1" allowOverlap="1" wp14:anchorId="47F7A0FA" wp14:editId="23E3739B">
+                <wp:anchor distT="0" distB="0" distL="114300" distR="114300" simplePos="0" relativeHeight="251662355" behindDoc="0" locked="0" layoutInCell="1" allowOverlap="1" wp14:anchorId="47F7A0FA" wp14:editId="000B9736">
                   <wp:simplePos x="0" y="0"/>
                   <wp:positionH relativeFrom="column">
                     <wp:posOffset>451329</wp:posOffset>
@@ -7740,7 +7746,7 @@
                 <w:noProof/>
               </w:rPr>
               <w:drawing>
-                <wp:anchor distT="0" distB="0" distL="114300" distR="114300" simplePos="0" relativeHeight="251663379" behindDoc="0" locked="0" layoutInCell="1" allowOverlap="1" wp14:anchorId="2842CB8C" wp14:editId="202AC565">
+                <wp:anchor distT="0" distB="0" distL="114300" distR="114300" simplePos="0" relativeHeight="251663379" behindDoc="0" locked="0" layoutInCell="1" allowOverlap="1" wp14:anchorId="2842CB8C" wp14:editId="6C83316A">
                   <wp:simplePos x="0" y="0"/>
                   <wp:positionH relativeFrom="column">
                     <wp:posOffset>409202</wp:posOffset>
@@ -7825,7 +7831,7 @@
                 <w:noProof/>
               </w:rPr>
               <w:drawing>
-                <wp:anchor distT="0" distB="0" distL="114300" distR="114300" simplePos="0" relativeHeight="251657220" behindDoc="0" locked="0" layoutInCell="1" allowOverlap="1" wp14:anchorId="6FD0AA34" wp14:editId="3DF5F7A8">
+                <wp:anchor distT="0" distB="0" distL="114300" distR="114300" simplePos="0" relativeHeight="251657220" behindDoc="0" locked="0" layoutInCell="1" allowOverlap="1" wp14:anchorId="6FD0AA34" wp14:editId="23396923">
                   <wp:simplePos x="0" y="0"/>
                   <wp:positionH relativeFrom="column">
                     <wp:posOffset>409244</wp:posOffset>
@@ -17219,7 +17225,25 @@
               <w:rPr>
                 <w:rFonts w:hint="eastAsia"/>
               </w:rPr>
-              <w:t>２回目：実施（　　／　　）</w:t>
+              <w:t>２回目：実施（</w:t>
+            </w:r>
+            <w:r>
+              <w:t>07</w:t>
+            </w:r>
+            <w:r>
+              <w:rPr>
+                <w:rFonts w:hint="eastAsia"/>
+              </w:rPr>
+              <w:t>／</w:t>
+            </w:r>
+            <w:r>
+              <w:t>01</w:t>
+            </w:r>
+            <w:r>
+              <w:rPr>
+                <w:rFonts w:hint="eastAsia"/>
+              </w:rPr>
+              <w:t>）</w:t>
             </w:r>
           </w:p>
         </w:tc>
@@ -17297,7 +17321,16 @@
           <w:p>
             <w:pPr>
               <w:jc w:val="center"/>
-            </w:pPr>
+              <w:rPr>
+                <w:rFonts w:hint="eastAsia"/>
+              </w:rPr>
+            </w:pPr>
+            <w:r>
+              <w:rPr>
+                <w:rFonts w:hint="eastAsia"/>
+              </w:rPr>
+              <w:t>渡邊光</w:t>
+            </w:r>
           </w:p>
         </w:tc>
         <w:tc>
@@ -17381,6 +17414,12 @@
             <w:pPr>
               <w:jc w:val="center"/>
             </w:pPr>
+            <w:r>
+              <w:rPr>
+                <w:rFonts w:hint="eastAsia"/>
+              </w:rPr>
+              <w:t>OK</w:t>
+            </w:r>
           </w:p>
         </w:tc>
         <w:tc>
@@ -17435,6 +17474,9 @@
             <w:pPr>
               <w:jc w:val="center"/>
             </w:pPr>
+            <w:r>
+              <w:t>0001</w:t>
+            </w:r>
           </w:p>
         </w:tc>
         <w:tc>
@@ -17796,7 +17838,25 @@
               <w:rPr>
                 <w:rFonts w:hint="eastAsia"/>
               </w:rPr>
-              <w:t>２回目：実施（　　／　　）</w:t>
+              <w:t>２回目：実施（</w:t>
+            </w:r>
+            <w:r>
+              <w:t>07</w:t>
+            </w:r>
+            <w:r>
+              <w:rPr>
+                <w:rFonts w:hint="eastAsia"/>
+              </w:rPr>
+              <w:t>／</w:t>
+            </w:r>
+            <w:r>
+              <w:t>01</w:t>
+            </w:r>
+            <w:r>
+              <w:rPr>
+                <w:rFonts w:hint="eastAsia"/>
+              </w:rPr>
+              <w:t>）</w:t>
             </w:r>
           </w:p>
         </w:tc>
@@ -17874,7 +17934,22 @@
           <w:p>
             <w:pPr>
               <w:jc w:val="center"/>
-            </w:pPr>
+              <w:rPr>
+                <w:rFonts w:hint="eastAsia"/>
+              </w:rPr>
+            </w:pPr>
+            <w:r>
+              <w:rPr>
+                <w:rFonts w:hint="eastAsia"/>
+              </w:rPr>
+              <w:t>渡邊</w:t>
+            </w:r>
+            <w:r>
+              <w:rPr>
+                <w:rFonts w:ascii="Apple Color Emoji" w:hAnsi="Apple Color Emoji" w:cs="Apple Color Emoji" w:hint="eastAsia"/>
+              </w:rPr>
+              <w:t>光</w:t>
+            </w:r>
           </w:p>
         </w:tc>
         <w:tc>
@@ -17930,6 +18005,35 @@
               <w:jc w:val="center"/>
             </w:pPr>
             <w:r>
+              <w:t>NG</w:t>
+            </w:r>
+          </w:p>
+        </w:tc>
+        <w:tc>
+          <w:tcPr>
+            <w:tcW w:w="1743" w:type="dxa"/>
+          </w:tcPr>
+          <w:p>
+            <w:pPr>
+              <w:jc w:val="center"/>
+            </w:pPr>
+            <w:r>
+              <w:rPr>
+                <w:rFonts w:hint="eastAsia"/>
+              </w:rPr>
+              <w:t>結果</w:t>
+            </w:r>
+          </w:p>
+        </w:tc>
+        <w:tc>
+          <w:tcPr>
+            <w:tcW w:w="1743" w:type="dxa"/>
+          </w:tcPr>
+          <w:p>
+            <w:pPr>
+              <w:jc w:val="center"/>
+            </w:pPr>
+            <w:r>
               <w:t>OK</w:t>
             </w:r>
           </w:p>
@@ -17960,32 +18064,6 @@
             </w:pPr>
           </w:p>
         </w:tc>
-        <w:tc>
-          <w:tcPr>
-            <w:tcW w:w="1743" w:type="dxa"/>
-          </w:tcPr>
-          <w:p>
-            <w:pPr>
-              <w:jc w:val="center"/>
-            </w:pPr>
-            <w:r>
-              <w:rPr>
-                <w:rFonts w:hint="eastAsia"/>
-              </w:rPr>
-              <w:t>結果</w:t>
-            </w:r>
-          </w:p>
-        </w:tc>
-        <w:tc>
-          <w:tcPr>
-            <w:tcW w:w="1743" w:type="dxa"/>
-          </w:tcPr>
-          <w:p>
-            <w:pPr>
-              <w:jc w:val="center"/>
-            </w:pPr>
-          </w:p>
-        </w:tc>
       </w:tr>
       <w:tr>
         <w:tc>
@@ -18012,6 +18090,9 @@
             <w:pPr>
               <w:jc w:val="center"/>
             </w:pPr>
+            <w:r>
+              <w:t>0001</w:t>
+            </w:r>
           </w:p>
         </w:tc>
         <w:tc>
@@ -44205,11 +44286,6 @@
             <w:gridSpan w:val="3"/>
           </w:tcPr>
           <w:p>
-            <w:pPr>
-              <w:rPr>
-                <w:rFonts w:hint="eastAsia"/>
-              </w:rPr>
-            </w:pPr>
             <w:r>
               <w:rPr>
                 <w:rFonts w:hint="eastAsia"/>
@@ -44251,11 +44327,6 @@
             <w:gridSpan w:val="6"/>
           </w:tcPr>
           <w:p>
-            <w:pPr>
-              <w:rPr>
-                <w:rFonts w:hint="eastAsia"/>
-              </w:rPr>
-            </w:pPr>
             <w:r>
               <w:rPr>
                 <w:rFonts w:hint="eastAsia"/>
@@ -44264,11 +44335,6 @@
             </w:r>
           </w:p>
           <w:p>
-            <w:pPr>
-              <w:rPr>
-                <w:rFonts w:hint="eastAsia"/>
-              </w:rPr>
-            </w:pPr>
             <w:r>
               <w:t>Reservation</w:t>
             </w:r>
@@ -44298,11 +44364,6 @@
             <w:gridSpan w:val="6"/>
           </w:tcPr>
           <w:p>
-            <w:pPr>
-              <w:rPr>
-                <w:rFonts w:hint="eastAsia"/>
-              </w:rPr>
-            </w:pPr>
             <w:r>
               <w:rPr>
                 <w:rFonts w:hint="eastAsia"/>
@@ -44421,9 +44482,6 @@
           <w:p>
             <w:pPr>
               <w:ind w:firstLineChars="50" w:firstLine="105"/>
-              <w:rPr>
-                <w:rFonts w:hint="eastAsia"/>
-              </w:rPr>
             </w:pPr>
           </w:p>
         </w:tc>
@@ -44808,10 +44866,7 @@
           </w:tcPr>
           <w:p>
             <w:r>
-              <w:t>5.1.</w:t>
-            </w:r>
-            <w:r>
-              <w:t>2</w:t>
+              <w:t>5.1.2</w:t>
             </w:r>
           </w:p>
         </w:tc>
@@ -44837,11 +44892,6 @@
             <w:gridSpan w:val="3"/>
           </w:tcPr>
           <w:p>
-            <w:pPr>
-              <w:rPr>
-                <w:rFonts w:hint="eastAsia"/>
-              </w:rPr>
-            </w:pPr>
             <w:r>
               <w:rPr>
                 <w:rFonts w:hint="eastAsia"/>
@@ -44883,11 +44933,6 @@
             <w:gridSpan w:val="6"/>
           </w:tcPr>
           <w:p>
-            <w:pPr>
-              <w:rPr>
-                <w:rFonts w:hint="eastAsia"/>
-              </w:rPr>
-            </w:pPr>
             <w:r>
               <w:rPr>
                 <w:rFonts w:hint="eastAsia"/>
@@ -44896,11 +44941,6 @@
             </w:r>
           </w:p>
           <w:p>
-            <w:pPr>
-              <w:rPr>
-                <w:rFonts w:hint="eastAsia"/>
-              </w:rPr>
-            </w:pPr>
             <w:r>
               <w:t>Reservation</w:t>
             </w:r>
@@ -44930,11 +44970,6 @@
             <w:gridSpan w:val="6"/>
           </w:tcPr>
           <w:p>
-            <w:pPr>
-              <w:rPr>
-                <w:rFonts w:hint="eastAsia"/>
-              </w:rPr>
-            </w:pPr>
             <w:r>
               <w:rPr>
                 <w:rFonts w:hint="eastAsia"/>
@@ -45013,13 +45048,7 @@
               <w:t>の全予約が利用日付・開始時刻の昇順で表示</w:t>
             </w:r>
           </w:p>
-          <w:p>
-            <w:pPr>
-              <w:rPr>
-                <w:rFonts w:hint="eastAsia"/>
-              </w:rPr>
-            </w:pPr>
-          </w:p>
+          <w:p/>
         </w:tc>
       </w:tr>
       <w:tr>
@@ -45363,9 +45392,6 @@
       <w:pPr>
         <w:widowControl/>
         <w:jc w:val="left"/>
-        <w:rPr>
-          <w:rFonts w:hint="eastAsia"/>
-        </w:rPr>
       </w:pPr>
     </w:p>
     <w:p>
@@ -45415,10 +45441,7 @@
           </w:tcPr>
           <w:p>
             <w:r>
-              <w:t>5.1.</w:t>
-            </w:r>
-            <w:r>
-              <w:t>3</w:t>
+              <w:t>5.1.3</w:t>
             </w:r>
           </w:p>
         </w:tc>
@@ -45444,11 +45467,6 @@
             <w:gridSpan w:val="3"/>
           </w:tcPr>
           <w:p>
-            <w:pPr>
-              <w:rPr>
-                <w:rFonts w:hint="eastAsia"/>
-              </w:rPr>
-            </w:pPr>
             <w:r>
               <w:rPr>
                 <w:rFonts w:hint="eastAsia"/>
@@ -45497,13 +45515,7 @@
               <w:t>未ログイン状態</w:t>
             </w:r>
           </w:p>
-          <w:p>
-            <w:pPr>
-              <w:rPr>
-                <w:rFonts w:hint="eastAsia"/>
-              </w:rPr>
-            </w:pPr>
-          </w:p>
+          <w:p/>
         </w:tc>
       </w:tr>
       <w:tr>
@@ -45513,11 +45525,6 @@
             <w:gridSpan w:val="6"/>
           </w:tcPr>
           <w:p>
-            <w:pPr>
-              <w:rPr>
-                <w:rFonts w:hint="eastAsia"/>
-              </w:rPr>
-            </w:pPr>
             <w:r>
               <w:rPr>
                 <w:rFonts w:hint="eastAsia"/>
@@ -45617,13 +45624,7 @@
               <w:t>表示される</w:t>
             </w:r>
           </w:p>
-          <w:p>
-            <w:pPr>
-              <w:rPr>
-                <w:rFonts w:hint="eastAsia"/>
-              </w:rPr>
-            </w:pPr>
-          </w:p>
+          <w:p/>
         </w:tc>
       </w:tr>
       <w:tr>
@@ -46035,11 +46036,6 @@
             <w:gridSpan w:val="3"/>
           </w:tcPr>
           <w:p>
-            <w:pPr>
-              <w:rPr>
-                <w:rFonts w:hint="eastAsia"/>
-              </w:rPr>
-            </w:pPr>
             <w:r>
               <w:rPr>
                 <w:rFonts w:hint="eastAsia"/>
@@ -46081,11 +46077,6 @@
             <w:gridSpan w:val="6"/>
           </w:tcPr>
           <w:p>
-            <w:pPr>
-              <w:rPr>
-                <w:rFonts w:hint="eastAsia"/>
-              </w:rPr>
-            </w:pPr>
             <w:r>
               <w:rPr>
                 <w:rFonts w:hint="eastAsia"/>
@@ -46093,13 +46084,7 @@
               <w:t>未ログイン状態</w:t>
             </w:r>
           </w:p>
-          <w:p>
-            <w:pPr>
-              <w:rPr>
-                <w:rFonts w:hint="eastAsia"/>
-              </w:rPr>
-            </w:pPr>
-          </w:p>
+          <w:p/>
         </w:tc>
       </w:tr>
       <w:tr>
@@ -46109,11 +46094,6 @@
             <w:gridSpan w:val="6"/>
           </w:tcPr>
           <w:p>
-            <w:pPr>
-              <w:rPr>
-                <w:rFonts w:hint="eastAsia"/>
-              </w:rPr>
-            </w:pPr>
             <w:r>
               <w:rPr>
                 <w:rFonts w:hint="eastAsia"/>
@@ -46130,76 +46110,50 @@
               <w:t>、</w:t>
             </w:r>
             <w:r>
-              <w:t xml:space="preserve"> </w:t>
+              <w:t xml:space="preserve"> ’2026’</w:t>
+            </w:r>
+            <w:r>
+              <w:rPr>
+                <w:rFonts w:hint="eastAsia"/>
+              </w:rPr>
+              <w:t>年</w:t>
+            </w:r>
+            <w:r>
+              <w:t>’2’</w:t>
+            </w:r>
+            <w:r>
+              <w:rPr>
+                <w:rFonts w:hint="eastAsia"/>
+              </w:rPr>
+              <w:t>月</w:t>
+            </w:r>
+            <w:r>
+              <w:t>’30’</w:t>
+            </w:r>
+            <w:r>
+              <w:rPr>
+                <w:rFonts w:hint="eastAsia"/>
+              </w:rPr>
+              <w:t>日を入力し、「予約確認」ボタンを押下する。</w:t>
+            </w:r>
+          </w:p>
+          <w:p>
+            <w:r>
+              <w:rPr>
+                <w:rFonts w:hint="eastAsia"/>
+              </w:rPr>
+              <w:t xml:space="preserve">　　</w:t>
+            </w:r>
+            <w:r>
+              <w:rPr>
+                <w:rFonts w:hint="eastAsia"/>
+              </w:rPr>
+              <w:t xml:space="preserve">　→　</w:t>
             </w:r>
             <w:r>
               <w:t>’</w:t>
             </w:r>
             <w:r>
-              <w:t>2026</w:t>
-            </w:r>
-            <w:r>
-              <w:t>’</w:t>
-            </w:r>
-            <w:r>
-              <w:rPr>
-                <w:rFonts w:hint="eastAsia"/>
-              </w:rPr>
-              <w:t>年</w:t>
-            </w:r>
-            <w:r>
-              <w:t>’</w:t>
-            </w:r>
-            <w:r>
-              <w:t>2</w:t>
-            </w:r>
-            <w:r>
-              <w:t>’</w:t>
-            </w:r>
-            <w:r>
-              <w:rPr>
-                <w:rFonts w:hint="eastAsia"/>
-              </w:rPr>
-              <w:t>月</w:t>
-            </w:r>
-            <w:r>
-              <w:t>’3</w:t>
-            </w:r>
-            <w:r>
-              <w:t>0</w:t>
-            </w:r>
-            <w:r>
-              <w:t>’</w:t>
-            </w:r>
-            <w:r>
-              <w:rPr>
-                <w:rFonts w:hint="eastAsia"/>
-              </w:rPr>
-              <w:t>日を入力し、「予約確認」ボタンを押下する。</w:t>
-            </w:r>
-          </w:p>
-          <w:p>
-            <w:pPr>
-              <w:rPr>
-                <w:rFonts w:hint="eastAsia"/>
-              </w:rPr>
-            </w:pPr>
-            <w:r>
-              <w:rPr>
-                <w:rFonts w:hint="eastAsia"/>
-              </w:rPr>
-              <w:t xml:space="preserve">　　</w:t>
-            </w:r>
-            <w:r>
-              <w:rPr>
-                <w:rFonts w:hint="eastAsia"/>
-              </w:rPr>
-              <w:t xml:space="preserve">　→　</w:t>
-            </w:r>
-            <w:r>
-              <w:t>’</w:t>
-            </w:r>
-            <w:r>
               <w:rPr>
                 <w:rFonts w:hint="eastAsia"/>
               </w:rPr>
@@ -46218,13 +46172,7 @@
               <w:t>表示される。</w:t>
             </w:r>
           </w:p>
-          <w:p>
-            <w:pPr>
-              <w:rPr>
-                <w:rFonts w:hint="eastAsia"/>
-              </w:rPr>
-            </w:pPr>
-          </w:p>
+          <w:p/>
         </w:tc>
       </w:tr>
       <w:tr>
@@ -46568,9 +46516,6 @@
       <w:pPr>
         <w:widowControl/>
         <w:jc w:val="left"/>
-        <w:rPr>
-          <w:rFonts w:hint="eastAsia"/>
-        </w:rPr>
       </w:pPr>
     </w:p>
     <w:p>
@@ -46620,10 +46565,7 @@
           </w:tcPr>
           <w:p>
             <w:r>
-              <w:t>5.1.</w:t>
-            </w:r>
-            <w:r>
-              <w:t>5</w:t>
+              <w:t>5.1.5</w:t>
             </w:r>
           </w:p>
         </w:tc>
@@ -46649,28 +46591,11 @@
             <w:gridSpan w:val="3"/>
           </w:tcPr>
           <w:p>
-            <w:pPr>
-              <w:rPr>
-                <w:rFonts w:hint="eastAsia"/>
-              </w:rPr>
-            </w:pPr>
-            <w:r>
-              <w:rPr>
-                <w:rFonts w:hint="eastAsia"/>
-              </w:rPr>
-              <w:t>予約確認失敗（</w:t>
-            </w:r>
-            <w:r>
-              <w:rPr>
-                <w:rFonts w:hint="eastAsia"/>
-              </w:rPr>
-              <w:t>数字意外・全角数字を入力</w:t>
-            </w:r>
-            <w:r>
-              <w:rPr>
-                <w:rFonts w:hint="eastAsia"/>
-              </w:rPr>
-              <w:t>）</w:t>
+            <w:r>
+              <w:rPr>
+                <w:rFonts w:hint="eastAsia"/>
+              </w:rPr>
+              <w:t>予約確認失敗（数字意外・全角数字を入力）</w:t>
             </w:r>
           </w:p>
         </w:tc>
@@ -46707,11 +46632,6 @@
             <w:gridSpan w:val="6"/>
           </w:tcPr>
           <w:p>
-            <w:pPr>
-              <w:rPr>
-                <w:rFonts w:hint="eastAsia"/>
-              </w:rPr>
-            </w:pPr>
             <w:r>
               <w:rPr>
                 <w:rFonts w:hint="eastAsia"/>
@@ -46719,13 +46639,7 @@
               <w:t>未ログイン状態</w:t>
             </w:r>
           </w:p>
-          <w:p>
-            <w:pPr>
-              <w:rPr>
-                <w:rFonts w:hint="eastAsia"/>
-              </w:rPr>
-            </w:pPr>
-          </w:p>
+          <w:p/>
         </w:tc>
       </w:tr>
       <w:tr>
@@ -46735,11 +46649,6 @@
             <w:gridSpan w:val="6"/>
           </w:tcPr>
           <w:p>
-            <w:pPr>
-              <w:rPr>
-                <w:rFonts w:hint="eastAsia"/>
-              </w:rPr>
-            </w:pPr>
             <w:r>
               <w:rPr>
                 <w:rFonts w:hint="eastAsia"/>
@@ -46785,13 +46694,7 @@
               <w:rPr>
                 <w:rFonts w:hint="eastAsia"/>
               </w:rPr>
-              <w:t>２０２６</w:t>
-            </w:r>
-            <w:r>
-              <w:rPr>
-                <w:rFonts w:hint="eastAsia"/>
-              </w:rPr>
-              <w:t>年</w:t>
+              <w:t>２０２６年</w:t>
             </w:r>
             <w:r>
               <w:t>’</w:t>
@@ -46831,11 +46734,6 @@
             </w:r>
           </w:p>
           <w:p>
-            <w:pPr>
-              <w:rPr>
-                <w:rFonts w:hint="eastAsia"/>
-              </w:rPr>
-            </w:pPr>
             <w:r>
               <w:rPr>
                 <w:rFonts w:hint="eastAsia"/>
@@ -46909,13 +46807,7 @@
               <w:t>。’と、表示される。</w:t>
             </w:r>
           </w:p>
-          <w:p>
-            <w:pPr>
-              <w:rPr>
-                <w:rFonts w:hint="eastAsia"/>
-              </w:rPr>
-            </w:pPr>
-          </w:p>
+          <w:p/>
         </w:tc>
       </w:tr>
       <w:tr>
@@ -46983,7 +46875,25 @@
               <w:rPr>
                 <w:rFonts w:hint="eastAsia"/>
               </w:rPr>
-              <w:t>２回目：実施（　　／　　）</w:t>
+              <w:t>２回目：実施（</w:t>
+            </w:r>
+            <w:r>
+              <w:t>07</w:t>
+            </w:r>
+            <w:r>
+              <w:rPr>
+                <w:rFonts w:hint="eastAsia"/>
+              </w:rPr>
+              <w:t>／</w:t>
+            </w:r>
+            <w:r>
+              <w:t>01</w:t>
+            </w:r>
+            <w:r>
+              <w:rPr>
+                <w:rFonts w:hint="eastAsia"/>
+              </w:rPr>
+              <w:t>）</w:t>
             </w:r>
           </w:p>
         </w:tc>
@@ -47061,7 +46971,16 @@
           <w:p>
             <w:pPr>
               <w:jc w:val="center"/>
-            </w:pPr>
+              <w:rPr>
+                <w:rFonts w:hint="eastAsia"/>
+              </w:rPr>
+            </w:pPr>
+            <w:r>
+              <w:rPr>
+                <w:rFonts w:hint="eastAsia"/>
+              </w:rPr>
+              <w:t>渡邊光</w:t>
+            </w:r>
           </w:p>
         </w:tc>
         <w:tc>
@@ -47148,6 +47067,9 @@
             <w:pPr>
               <w:jc w:val="center"/>
             </w:pPr>
+            <w:r>
+              <w:t>OK</w:t>
+            </w:r>
           </w:p>
         </w:tc>
         <w:tc>
@@ -47202,6 +47124,9 @@
             <w:pPr>
               <w:jc w:val="center"/>
             </w:pPr>
+            <w:r>
+              <w:t>0002</w:t>
+            </w:r>
           </w:p>
         </w:tc>
         <w:tc>
@@ -47330,11 +47255,6 @@
             <w:gridSpan w:val="3"/>
           </w:tcPr>
           <w:p>
-            <w:pPr>
-              <w:rPr>
-                <w:rFonts w:hint="eastAsia"/>
-              </w:rPr>
-            </w:pPr>
             <w:r>
               <w:rPr>
                 <w:rFonts w:hint="eastAsia"/>
@@ -47388,11 +47308,6 @@
             <w:gridSpan w:val="6"/>
           </w:tcPr>
           <w:p>
-            <w:pPr>
-              <w:rPr>
-                <w:rFonts w:hint="eastAsia"/>
-              </w:rPr>
-            </w:pPr>
             <w:r>
               <w:rPr>
                 <w:rFonts w:hint="eastAsia"/>
@@ -47400,13 +47315,7 @@
               <w:t>未ログイン状態</w:t>
             </w:r>
           </w:p>
-          <w:p>
-            <w:pPr>
-              <w:rPr>
-                <w:rFonts w:hint="eastAsia"/>
-              </w:rPr>
-            </w:pPr>
-          </w:p>
+          <w:p/>
         </w:tc>
       </w:tr>
       <w:tr>
@@ -47416,11 +47325,6 @@
             <w:gridSpan w:val="6"/>
           </w:tcPr>
           <w:p>
-            <w:pPr>
-              <w:rPr>
-                <w:rFonts w:hint="eastAsia"/>
-              </w:rPr>
-            </w:pPr>
             <w:r>
               <w:rPr>
                 <w:rFonts w:hint="eastAsia"/>
@@ -47483,11 +47387,6 @@
             </w:r>
           </w:p>
           <w:p>
-            <w:pPr>
-              <w:rPr>
-                <w:rFonts w:hint="eastAsia"/>
-              </w:rPr>
-            </w:pPr>
             <w:r>
               <w:rPr>
                 <w:rFonts w:hint="eastAsia"/>
@@ -47573,13 +47472,7 @@
               <w:t>’と、表示される。</w:t>
             </w:r>
           </w:p>
-          <w:p>
-            <w:pPr>
-              <w:rPr>
-                <w:rFonts w:hint="eastAsia"/>
-              </w:rPr>
-            </w:pPr>
-          </w:p>
+          <w:p/>
         </w:tc>
       </w:tr>
       <w:tr>
@@ -47923,9 +47816,6 @@
       <w:pPr>
         <w:widowControl/>
         <w:jc w:val="left"/>
-        <w:rPr>
-          <w:rFonts w:hint="eastAsia"/>
-        </w:rPr>
       </w:pPr>
     </w:p>
     <w:p>
@@ -47975,10 +47865,7 @@
           </w:tcPr>
           <w:p>
             <w:r>
-              <w:t>5.1.</w:t>
-            </w:r>
-            <w:r>
-              <w:t>7</w:t>
+              <w:t>5.1.7</w:t>
             </w:r>
           </w:p>
         </w:tc>
@@ -48004,34 +47891,11 @@
             <w:gridSpan w:val="3"/>
           </w:tcPr>
           <w:p>
-            <w:pPr>
-              <w:rPr>
-                <w:rFonts w:hint="eastAsia"/>
-              </w:rPr>
-            </w:pPr>
-            <w:r>
-              <w:rPr>
-                <w:rFonts w:hint="eastAsia"/>
-              </w:rPr>
-              <w:t>キャンセル</w:t>
-            </w:r>
-            <w:r>
-              <w:rPr>
-                <w:rFonts w:hint="eastAsia"/>
-              </w:rPr>
-              <w:t>（</w:t>
-            </w:r>
-            <w:r>
-              <w:rPr>
-                <w:rFonts w:hint="eastAsia"/>
-              </w:rPr>
-              <w:t>キャンセルボタン押下</w:t>
-            </w:r>
-            <w:r>
-              <w:rPr>
-                <w:rFonts w:hint="eastAsia"/>
-              </w:rPr>
-              <w:t>）</w:t>
+            <w:r>
+              <w:rPr>
+                <w:rFonts w:hint="eastAsia"/>
+              </w:rPr>
+              <w:t>キャンセル（キャンセルボタン押下）</w:t>
             </w:r>
           </w:p>
         </w:tc>
@@ -48068,31 +47932,14 @@
             <w:gridSpan w:val="6"/>
           </w:tcPr>
           <w:p>
-            <w:pPr>
-              <w:rPr>
-                <w:rFonts w:hint="eastAsia"/>
-              </w:rPr>
-            </w:pPr>
-            <w:r>
-              <w:rPr>
-                <w:rFonts w:hint="eastAsia"/>
-              </w:rPr>
-              <w:t>未ログイン状態</w:t>
-            </w:r>
-            <w:r>
-              <w:rPr>
-                <w:rFonts w:hint="eastAsia"/>
-              </w:rPr>
-              <w:t>。教室確認ダイアログ表示済み。</w:t>
-            </w:r>
-          </w:p>
-          <w:p>
-            <w:pPr>
-              <w:rPr>
-                <w:rFonts w:hint="eastAsia"/>
-              </w:rPr>
-            </w:pPr>
-          </w:p>
+            <w:r>
+              <w:rPr>
+                <w:rFonts w:hint="eastAsia"/>
+              </w:rPr>
+              <w:t>未ログイン状態。教室確認ダイアログ表示済み。</w:t>
+            </w:r>
+          </w:p>
+          <w:p/>
         </w:tc>
       </w:tr>
       <w:tr>
@@ -48102,11 +47949,6 @@
             <w:gridSpan w:val="6"/>
           </w:tcPr>
           <w:p>
-            <w:pPr>
-              <w:rPr>
-                <w:rFonts w:hint="eastAsia"/>
-              </w:rPr>
-            </w:pPr>
             <w:r>
               <w:rPr>
                 <w:rFonts w:hint="eastAsia"/>
@@ -48127,11 +47969,6 @@
             </w:r>
           </w:p>
           <w:p>
-            <w:pPr>
-              <w:rPr>
-                <w:rFonts w:hint="eastAsia"/>
-              </w:rPr>
-            </w:pPr>
             <w:r>
               <w:rPr>
                 <w:rFonts w:hint="eastAsia"/>
@@ -48163,13 +48000,7 @@
               <w:t xml:space="preserve">。 </w:t>
             </w:r>
           </w:p>
-          <w:p>
-            <w:pPr>
-              <w:rPr>
-                <w:rFonts w:hint="eastAsia"/>
-              </w:rPr>
-            </w:pPr>
-          </w:p>
+          <w:p/>
         </w:tc>
       </w:tr>
       <w:tr>
@@ -48551,11 +48382,6 @@
             <w:tcW w:w="1742" w:type="dxa"/>
           </w:tcPr>
           <w:p>
-            <w:pPr>
-              <w:rPr>
-                <w:rFonts w:hint="eastAsia"/>
-              </w:rPr>
-            </w:pPr>
             <w:r>
               <w:t>5.1.</w:t>
             </w:r>
@@ -48586,11 +48412,6 @@
             <w:gridSpan w:val="3"/>
           </w:tcPr>
           <w:p>
-            <w:pPr>
-              <w:rPr>
-                <w:rFonts w:hint="eastAsia"/>
-              </w:rPr>
-            </w:pPr>
             <w:r>
               <w:rPr>
                 <w:rFonts w:hint="eastAsia"/>
@@ -48662,11 +48483,6 @@
             <w:gridSpan w:val="6"/>
           </w:tcPr>
           <w:p>
-            <w:pPr>
-              <w:rPr>
-                <w:rFonts w:hint="eastAsia"/>
-              </w:rPr>
-            </w:pPr>
             <w:r>
               <w:rPr>
                 <w:rFonts w:hint="eastAsia"/>
@@ -48680,13 +48496,7 @@
               <w:t>。教室予約確認ダイアログ表示済み</w:t>
             </w:r>
           </w:p>
-          <w:p>
-            <w:pPr>
-              <w:rPr>
-                <w:rFonts w:hint="eastAsia"/>
-              </w:rPr>
-            </w:pPr>
-          </w:p>
+          <w:p/>
         </w:tc>
       </w:tr>
       <w:tr>
@@ -48696,11 +48506,6 @@
             <w:gridSpan w:val="6"/>
           </w:tcPr>
           <w:p>
-            <w:pPr>
-              <w:rPr>
-                <w:rFonts w:hint="eastAsia"/>
-              </w:rPr>
-            </w:pPr>
             <w:r>
               <w:rPr>
                 <w:rFonts w:hint="eastAsia"/>
@@ -48727,11 +48532,6 @@
             </w:r>
           </w:p>
           <w:p>
-            <w:pPr>
-              <w:rPr>
-                <w:rFonts w:hint="eastAsia"/>
-              </w:rPr>
-            </w:pPr>
             <w:r>
               <w:rPr>
                 <w:rFonts w:hint="eastAsia"/>
@@ -48763,13 +48563,7 @@
               <w:t>。</w:t>
             </w:r>
           </w:p>
-          <w:p>
-            <w:pPr>
-              <w:rPr>
-                <w:rFonts w:hint="eastAsia"/>
-              </w:rPr>
-            </w:pPr>
-          </w:p>
+          <w:p/>
         </w:tc>
       </w:tr>
       <w:tr>
@@ -49122,9 +48916,6 @@
       <w:pPr>
         <w:widowControl/>
         <w:jc w:val="left"/>
-        <w:rPr>
-          <w:rFonts w:hint="eastAsia"/>
-        </w:rPr>
       </w:pPr>
     </w:p>
     <w:p>
@@ -49173,16 +48964,8 @@
             <w:tcW w:w="1742" w:type="dxa"/>
           </w:tcPr>
           <w:p>
-            <w:pPr>
-              <w:rPr>
-                <w:rFonts w:hint="eastAsia"/>
-              </w:rPr>
-            </w:pPr>
-            <w:r>
-              <w:t>5.1.</w:t>
-            </w:r>
-            <w:r>
-              <w:t>9</w:t>
+            <w:r>
+              <w:t>5.1.9</w:t>
             </w:r>
           </w:p>
         </w:tc>
@@ -49208,11 +48991,6 @@
             <w:gridSpan w:val="3"/>
           </w:tcPr>
           <w:p>
-            <w:pPr>
-              <w:rPr>
-                <w:rFonts w:hint="eastAsia"/>
-              </w:rPr>
-            </w:pPr>
             <w:r>
               <w:rPr>
                 <w:rFonts w:hint="eastAsia"/>
@@ -49260,11 +49038,6 @@
             <w:gridSpan w:val="6"/>
           </w:tcPr>
           <w:p>
-            <w:pPr>
-              <w:rPr>
-                <w:rFonts w:hint="eastAsia"/>
-              </w:rPr>
-            </w:pPr>
             <w:r>
               <w:rPr>
                 <w:rFonts w:hint="eastAsia"/>
@@ -49287,13 +49060,7 @@
               <w:t>を入力済み。</w:t>
             </w:r>
           </w:p>
-          <w:p>
-            <w:pPr>
-              <w:rPr>
-                <w:rFonts w:hint="eastAsia"/>
-              </w:rPr>
-            </w:pPr>
-          </w:p>
+          <w:p/>
         </w:tc>
       </w:tr>
       <w:tr>
@@ -49303,11 +49070,6 @@
             <w:gridSpan w:val="6"/>
           </w:tcPr>
           <w:p>
-            <w:pPr>
-              <w:rPr>
-                <w:rFonts w:hint="eastAsia"/>
-              </w:rPr>
-            </w:pPr>
             <w:r>
               <w:rPr>
                 <w:rFonts w:hint="eastAsia"/>
@@ -49322,11 +49084,6 @@
             </w:r>
           </w:p>
           <w:p>
-            <w:pPr>
-              <w:rPr>
-                <w:rFonts w:hint="eastAsia"/>
-              </w:rPr>
-            </w:pPr>
             <w:r>
               <w:rPr>
                 <w:rFonts w:hint="eastAsia"/>
@@ -49346,13 +49103,7 @@
               <w:t>毎回同じ予約状況が再表示されるのみで、エラー・異常終了は発生しない。</w:t>
             </w:r>
           </w:p>
-          <w:p>
-            <w:pPr>
-              <w:rPr>
-                <w:rFonts w:hint="eastAsia"/>
-              </w:rPr>
-            </w:pPr>
-          </w:p>
+          <w:p/>
         </w:tc>
       </w:tr>
       <w:tr>
@@ -49707,9 +49458,6 @@
         </w:numPr>
         <w:ind w:leftChars="0"/>
         <w:outlineLvl w:val="2"/>
-        <w:rPr>
-          <w:rFonts w:hint="eastAsia"/>
-        </w:rPr>
       </w:pPr>
       <w:r>
         <w:rPr>
@@ -49754,11 +49502,6 @@
             <w:tcW w:w="1742" w:type="dxa"/>
           </w:tcPr>
           <w:p>
-            <w:pPr>
-              <w:rPr>
-                <w:rFonts w:hint="eastAsia"/>
-              </w:rPr>
-            </w:pPr>
             <w:r>
               <w:t>5.</w:t>
             </w:r>
@@ -49789,11 +49532,6 @@
             <w:gridSpan w:val="3"/>
           </w:tcPr>
           <w:p>
-            <w:pPr>
-              <w:rPr>
-                <w:rFonts w:hint="eastAsia"/>
-              </w:rPr>
-            </w:pPr>
             <w:r>
               <w:rPr>
                 <w:rFonts w:hint="eastAsia"/>
@@ -49835,11 +49573,6 @@
             <w:gridSpan w:val="6"/>
           </w:tcPr>
           <w:p>
-            <w:pPr>
-              <w:rPr>
-                <w:rFonts w:hint="eastAsia"/>
-              </w:rPr>
-            </w:pPr>
             <w:r>
               <w:t>‘TK190000’</w:t>
             </w:r>
@@ -49859,13 +49592,7 @@
               <w:t>初期データあり。</w:t>
             </w:r>
           </w:p>
-          <w:p>
-            <w:pPr>
-              <w:rPr>
-                <w:rFonts w:hint="eastAsia"/>
-              </w:rPr>
-            </w:pPr>
-          </w:p>
+          <w:p/>
         </w:tc>
       </w:tr>
       <w:tr>
@@ -49875,11 +49602,6 @@
             <w:gridSpan w:val="6"/>
           </w:tcPr>
           <w:p>
-            <w:pPr>
-              <w:rPr>
-                <w:rFonts w:hint="eastAsia"/>
-              </w:rPr>
-            </w:pPr>
             <w:r>
               <w:rPr>
                 <w:rFonts w:hint="eastAsia"/>
@@ -49976,13 +49698,7 @@
               <w:t>が表示される</w:t>
             </w:r>
           </w:p>
-          <w:p>
-            <w:pPr>
-              <w:rPr>
-                <w:rFonts w:hint="eastAsia"/>
-              </w:rPr>
-            </w:pPr>
-          </w:p>
+          <w:p/>
         </w:tc>
       </w:tr>
       <w:tr>
@@ -50326,9 +50042,6 @@
       <w:pPr>
         <w:widowControl/>
         <w:jc w:val="left"/>
-        <w:rPr>
-          <w:rFonts w:hint="eastAsia"/>
-        </w:rPr>
       </w:pPr>
     </w:p>
     <w:p>
@@ -50377,11 +50090,6 @@
             <w:tcW w:w="1742" w:type="dxa"/>
           </w:tcPr>
           <w:p>
-            <w:pPr>
-              <w:rPr>
-                <w:rFonts w:hint="eastAsia"/>
-              </w:rPr>
-            </w:pPr>
             <w:r>
               <w:t>5.2.</w:t>
             </w:r>
@@ -50412,11 +50120,6 @@
             <w:gridSpan w:val="3"/>
           </w:tcPr>
           <w:p>
-            <w:pPr>
-              <w:rPr>
-                <w:rFonts w:hint="eastAsia"/>
-              </w:rPr>
-            </w:pPr>
             <w:r>
               <w:rPr>
                 <w:rFonts w:hint="eastAsia"/>
@@ -50458,11 +50161,6 @@
             <w:gridSpan w:val="6"/>
           </w:tcPr>
           <w:p>
-            <w:pPr>
-              <w:rPr>
-                <w:rFonts w:hint="eastAsia"/>
-              </w:rPr>
-            </w:pPr>
             <w:r>
               <w:t>‘TK190000’</w:t>
             </w:r>
@@ -50473,13 +50171,7 @@
               <w:t>でログイン済み。</w:t>
             </w:r>
           </w:p>
-          <w:p>
-            <w:pPr>
-              <w:rPr>
-                <w:rFonts w:hint="eastAsia"/>
-              </w:rPr>
-            </w:pPr>
-          </w:p>
+          <w:p/>
         </w:tc>
       </w:tr>
       <w:tr>
@@ -50489,11 +50181,6 @@
             <w:gridSpan w:val="6"/>
           </w:tcPr>
           <w:p>
-            <w:pPr>
-              <w:rPr>
-                <w:rFonts w:hint="eastAsia"/>
-              </w:rPr>
-            </w:pPr>
             <w:r>
               <w:rPr>
                 <w:rFonts w:hint="eastAsia"/>
@@ -50596,13 +50283,7 @@
               <w:t>)が表示される</w:t>
             </w:r>
           </w:p>
-          <w:p>
-            <w:pPr>
-              <w:rPr>
-                <w:rFonts w:hint="eastAsia"/>
-              </w:rPr>
-            </w:pPr>
-          </w:p>
+          <w:p/>
         </w:tc>
       </w:tr>
       <w:tr>
@@ -50996,11 +50677,6 @@
             <w:tcW w:w="1742" w:type="dxa"/>
           </w:tcPr>
           <w:p>
-            <w:pPr>
-              <w:rPr>
-                <w:rFonts w:hint="eastAsia"/>
-              </w:rPr>
-            </w:pPr>
             <w:r>
               <w:t>5.2.</w:t>
             </w:r>
@@ -51031,11 +50707,6 @@
             <w:gridSpan w:val="3"/>
           </w:tcPr>
           <w:p>
-            <w:pPr>
-              <w:rPr>
-                <w:rFonts w:hint="eastAsia"/>
-              </w:rPr>
-            </w:pPr>
             <w:r>
               <w:rPr>
                 <w:rFonts w:hint="eastAsia"/>
@@ -51077,11 +50748,6 @@
             <w:gridSpan w:val="6"/>
           </w:tcPr>
           <w:p>
-            <w:pPr>
-              <w:rPr>
-                <w:rFonts w:hint="eastAsia"/>
-              </w:rPr>
-            </w:pPr>
             <w:r>
               <w:t>‘TK190000’</w:t>
             </w:r>
@@ -51092,13 +50758,7 @@
               <w:t>でログイン済み。</w:t>
             </w:r>
           </w:p>
-          <w:p>
-            <w:pPr>
-              <w:rPr>
-                <w:rFonts w:hint="eastAsia"/>
-              </w:rPr>
-            </w:pPr>
-          </w:p>
+          <w:p/>
         </w:tc>
       </w:tr>
       <w:tr>
@@ -51108,11 +50768,6 @@
             <w:gridSpan w:val="6"/>
           </w:tcPr>
           <w:p>
-            <w:pPr>
-              <w:rPr>
-                <w:rFonts w:hint="eastAsia"/>
-              </w:rPr>
-            </w:pPr>
             <w:r>
               <w:rPr>
                 <w:rFonts w:hint="eastAsia"/>
@@ -51193,13 +50848,7 @@
               <w:t>表示される</w:t>
             </w:r>
           </w:p>
-          <w:p>
-            <w:pPr>
-              <w:rPr>
-                <w:rFonts w:hint="eastAsia"/>
-              </w:rPr>
-            </w:pPr>
-          </w:p>
+          <w:p/>
         </w:tc>
       </w:tr>
       <w:tr>
@@ -51543,18 +51192,12 @@
       <w:pPr>
         <w:widowControl/>
         <w:jc w:val="left"/>
-        <w:rPr>
-          <w:rFonts w:hint="eastAsia"/>
-        </w:rPr>
       </w:pPr>
     </w:p>
     <w:p>
       <w:pPr>
         <w:widowControl/>
         <w:jc w:val="left"/>
-        <w:rPr>
-          <w:rFonts w:hint="eastAsia"/>
-        </w:rPr>
       </w:pPr>
       <w:r>
         <w:br w:type="page"/>
